--- a/downloads/resources/example-question-generation-prompt.docx
+++ b/downloads/resources/example-question-generation-prompt.docx
@@ -37,107 +37,69 @@
     </w:p>
     <w:p>
       <w:r>
-        <w:t xml:space="preserve">We need to build question </w:t>
+        <w:t xml:space="preserve">We need to build question banks for a game based on the learning objectives and a quiz I’ve attached. The authored pools will be easy, medium, hard, elite, legendary, easy boss, medium boss, final boss, legendary boss, bridge, and repair. The current ten game modes reuse these pools rather than requiring a separate bank for every mode. </w:t>
+      </w:r>
+      <w:r/>
+      <w:r/>
+      <w:r/>
+      <w:r/>
+      <w:r/>
+      <w:r/>
+      <w:r/>
+      <w:r/>
+      <w:r/>
+      <w:r/>
+      <w:r/>
+      <w:r/>
+      <w:r/>
+      <w:r/>
+      <w:r/>
+      <w:r/>
+    </w:p>
+    <w:p>
+      <w:r>
+        <w:t xml:space="preserve">When building these banks we keep the order of 1 – 99 = easy, 100 – 199 = medium, 200 – 299 = hard, 300 – 399 = elite, 2000 – 2999 = easy boss, 3000 – 3999 = medium boss, 4000 – 4999 = hard boss, 5000 – 5999 = microskillrepair, 6000 – 6999 = microskillbridge, and 9000 - 9099 = legendary and 9100+ = legendary boss. </w:t>
+      </w:r>
+      <w:proofErr w:type="gramStart"/>
+      <w:r/>
+      <w:proofErr w:type="gramEnd"/>
+      <w:r/>
+      <w:proofErr w:type="spellStart"/>
+      <w:r/>
+      <w:proofErr w:type="spellEnd"/>
+      <w:r/>
+      <w:proofErr w:type="spellStart"/>
+      <w:r/>
+      <w:proofErr w:type="spellEnd"/>
+      <w:r/>
+    </w:p>
+    <w:p>
+      <w:pPr/>
+      <w:r>
+        <w:t>Current-engine metadata: every question should include objective, difficulty, primarySkill, repairSkill, commonError, and feedback. Use conceptCluster and secondarySkills when useful. If a question uses an image, include the exact image filename. Set graphRequired: true only when the graph or visual is necessary to answer the question; this is what makes an item eligible for Trial by Graph.</w:t>
+      </w:r>
+    </w:p>
+    <w:p>
+      <w:r>
+        <w:t xml:space="preserve">When building the regular boss </w:t>
       </w:r>
       <w:r>
         <w:t>banks</w:t>
       </w:r>
       <w:r>
-        <w:t xml:space="preserve"> for </w:t>
-      </w:r>
-      <w:r>
-        <w:t>a game</w:t>
-      </w:r>
-      <w:r>
-        <w:t xml:space="preserve"> based on the learning objectives </w:t>
-      </w:r>
-      <w:r>
-        <w:t xml:space="preserve">and </w:t>
-      </w:r>
-      <w:r>
-        <w:t>a quiz</w:t>
-      </w:r>
-      <w:r>
-        <w:t xml:space="preserve"> I’ve attached. The question </w:t>
-      </w:r>
-      <w:r>
-        <w:t>banks</w:t>
-      </w:r>
-      <w:r>
-        <w:t xml:space="preserve"> will </w:t>
-      </w:r>
-      <w:r>
-        <w:t>be</w:t>
+        <w:t xml:space="preserve"> we are grouping sets of questions (by 3) according to a topic or learning objective. </w:t>
+      </w:r>
+      <w:r>
+        <w:t xml:space="preserve">The questions will scaffold onto one another where we begin with a simple definition type question, move to application and finally synthesis. </w:t>
+      </w:r>
+    </w:p>
+    <w:p>
+      <w:r>
+        <w:t xml:space="preserve">For this exercise, create new questions as they appear in the question structure file, so that we can see the question components cleanly. </w:t>
       </w:r>
       <w:r>
         <w:t xml:space="preserve"> </w:t>
       </w:r>
-      <w:r>
-        <w:t>easy, medium, hard, elite, legendary, easy boss, medium boss, final boss</w:t>
-      </w:r>
-      <w:r>
-        <w:t xml:space="preserve">, legendary boss, </w:t>
-      </w:r>
-      <w:r>
-        <w:t xml:space="preserve">along with bridge and repair </w:t>
-      </w:r>
-      <w:r>
-        <w:t>banks</w:t>
-      </w:r>
-      <w:r>
-        <w:t xml:space="preserve">. </w:t>
-      </w:r>
-    </w:p>
-    <w:p>
-      <w:r>
-        <w:t xml:space="preserve">When building these </w:t>
-      </w:r>
-      <w:proofErr w:type="gramStart"/>
-      <w:r>
-        <w:t>banks</w:t>
-      </w:r>
-      <w:proofErr w:type="gramEnd"/>
-      <w:r>
-        <w:t xml:space="preserve"> we keep the order of 1 – 99 = easy, 100 – 199 = medium, 200 – 299 = hard, 300 – 999 = elite, 2000 – 2999 = easy boss, 3000 – 3999 = medium boss, 4000 – 4999 = hard boss, 5000 – 5999 = </w:t>
-      </w:r>
-      <w:proofErr w:type="spellStart"/>
-      <w:r>
-        <w:t>microskillrepair</w:t>
-      </w:r>
-      <w:proofErr w:type="spellEnd"/>
-      <w:r>
-        <w:t xml:space="preserve">, 6000 – 6999 = </w:t>
-      </w:r>
-      <w:proofErr w:type="spellStart"/>
-      <w:r>
-        <w:t>microskillbridge</w:t>
-      </w:r>
-      <w:proofErr w:type="spellEnd"/>
-      <w:r>
-        <w:t xml:space="preserve">, and 9000 - 9099 = legendary and 9100+ = legendary boss. </w:t>
-      </w:r>
-    </w:p>
-    <w:p>
-      <w:r>
-        <w:t xml:space="preserve">When building the regular boss </w:t>
-      </w:r>
-      <w:r>
-        <w:t>banks</w:t>
-      </w:r>
-      <w:r>
-        <w:t xml:space="preserve"> we are grouping sets of questions (by 3) according to a topic or learning objective. </w:t>
-      </w:r>
-      <w:r>
-        <w:t xml:space="preserve">The questions will scaffold onto one another where we begin with a simple definition type question, move to application and finally synthesis. </w:t>
-      </w:r>
-    </w:p>
-    <w:p>
-      <w:r>
-        <w:t xml:space="preserve">For this exercise, create new questions as they appear in the question structure file, so that we can see the question components cleanly. </w:t>
-      </w:r>
-      <w:r>
-        <w:t xml:space="preserve"> </w:t>
-      </w:r>
     </w:p>
     <w:p>
       <w:r>
@@ -151,7 +113,7 @@
     </w:p>
     <w:p>
       <w:r>
-        <w:t xml:space="preserve">After we build each bank, conduct an audit of it to determine if any questions have incorrect correct answers, length analysis of answer choices, and coverage across the learning objectives. </w:t>
+        <w:t xml:space="preserve">After we build each bank, conduct an audit for answer correctness, answer-length bias, duplicate or near-duplicate items, learning-objective coverage, metadata consistency, and graphRequired accuracy for visual questions. </w:t>
       </w:r>
     </w:p>
     <w:p>
